--- a/S03/Handout-S03.docx
+++ b/S03/Handout-S03.docx
@@ -2,7 +2,7 @@
 <file path=word/document.xml><?xml version="1.0" encoding="utf-8"?>
 <w:document xmlns:w="http://schemas.openxmlformats.org/wordprocessingml/2006/main" xmlns:m="http://schemas.openxmlformats.org/officeDocument/2006/math" xmlns:r="http://schemas.openxmlformats.org/officeDocument/2006/relationships" xmlns:o="urn:schemas-microsoft-com:office:office" xmlns:v="urn:schemas-microsoft-com:vml" xmlns:w10="urn:schemas-microsoft-com:office:word" xmlns:a="http://schemas.openxmlformats.org/drawingml/2006/main" xmlns:pic="http://schemas.openxmlformats.org/drawingml/2006/picture" xmlns:wp="http://schemas.openxmlformats.org/drawingml/2006/wordprocessingDrawing">
   <w:body>
-    <w:bookmarkStart w:id="16" w:name="X2b89b23569c0860620d3faae74225daa6ab10d5"/>
+    <w:bookmarkStart w:id="17" w:name="X2b89b23569c0860620d3faae74225daa6ab10d5"/>
     <w:p>
       <w:pPr>
         <w:pStyle w:val="Heading1"/>
@@ -58,7 +58,21 @@
         <w:t xml:space="preserve"> </w:t>
       </w:r>
       <w:r>
-        <w:t xml:space="preserve">Nguyễn An Khương (Khoa Khoa học &amp; Kỹ thuật Máy tính, Trường ĐHBK Tp. HCM)</w:t>
+        <w:t xml:space="preserve">Nguyễn An Khương (Khoa Khoa học &amp; Kỹ thuật Máy tính, Trường ĐHBK Tp. HCM ·</w:t>
+      </w:r>
+      <w:r>
+        <w:t xml:space="preserve"> </w:t>
+      </w:r>
+      <w:hyperlink r:id="rId9">
+        <w:r>
+          <w:rPr>
+            <w:rStyle w:val="Hyperlink"/>
+          </w:rPr>
+          <w:t xml:space="preserve">ORCID: 0000-0002-9910-6387</w:t>
+        </w:r>
+      </w:hyperlink>
+      <w:r>
+        <w:t xml:space="preserve">)</w:t>
       </w:r>
       <w:r>
         <w:br/>
@@ -84,7 +98,7 @@
         </w:pict>
       </w:r>
     </w:p>
-    <w:bookmarkStart w:id="9" w:name="X745e1688a4f7e67c5d10d7d31f97a16fe93d173"/>
+    <w:bookmarkStart w:id="10" w:name="X745e1688a4f7e67c5d10d7d31f97a16fe93d173"/>
     <w:p>
       <w:pPr>
         <w:pStyle w:val="Heading2"/>
@@ -224,8 +238,8 @@
         </w:pict>
       </w:r>
     </w:p>
-    <w:bookmarkEnd w:id="9"/>
-    <w:bookmarkStart w:id="10" w:name="quy-chế-cpcps-theo-chuẩn-ietf-rfc-3647"/>
+    <w:bookmarkEnd w:id="10"/>
+    <w:bookmarkStart w:id="11" w:name="quy-chế-cpcps-theo-chuẩn-ietf-rfc-3647"/>
     <w:p>
       <w:pPr>
         <w:pStyle w:val="Heading2"/>
@@ -349,8 +363,8 @@
         </w:pict>
       </w:r>
     </w:p>
-    <w:bookmarkEnd w:id="10"/>
-    <w:bookmarkStart w:id="11" w:name="X29396baa0a8b3811777f1da6e9c49164dbc911d"/>
+    <w:bookmarkEnd w:id="11"/>
+    <w:bookmarkStart w:id="12" w:name="X29396baa0a8b3811777f1da6e9c49164dbc911d"/>
     <w:p>
       <w:pPr>
         <w:pStyle w:val="Heading2"/>
@@ -514,8 +528,8 @@
         </w:pict>
       </w:r>
     </w:p>
-    <w:bookmarkEnd w:id="11"/>
-    <w:bookmarkStart w:id="15" w:name="tài-liệu-tham-khảo-chuẩn-quốc-tế"/>
+    <w:bookmarkEnd w:id="12"/>
+    <w:bookmarkStart w:id="16" w:name="tài-liệu-tham-khảo-chuẩn-quốc-tế"/>
     <w:p>
       <w:pPr>
         <w:pStyle w:val="Heading2"/>
@@ -555,7 +569,7 @@
       <w:r>
         <w:t xml:space="preserve"> </w:t>
       </w:r>
-      <w:hyperlink r:id="rId12">
+      <w:hyperlink r:id="rId13">
         <w:r>
           <w:rPr>
             <w:rStyle w:val="Hyperlink"/>
@@ -595,7 +609,7 @@
       <w:r>
         <w:t xml:space="preserve"> </w:t>
       </w:r>
-      <w:hyperlink r:id="rId13">
+      <w:hyperlink r:id="rId14">
         <w:r>
           <w:rPr>
             <w:rStyle w:val="Hyperlink"/>
@@ -635,7 +649,7 @@
       <w:r>
         <w:t xml:space="preserve"> </w:t>
       </w:r>
-      <w:hyperlink r:id="rId14">
+      <w:hyperlink r:id="rId15">
         <w:r>
           <w:rPr>
             <w:rStyle w:val="Hyperlink"/>
@@ -644,8 +658,8 @@
         </w:r>
       </w:hyperlink>
     </w:p>
-    <w:bookmarkEnd w:id="15"/>
     <w:bookmarkEnd w:id="16"/>
+    <w:bookmarkEnd w:id="17"/>
     <w:sectPr>
       <w:footnotePr>
         <w:numRestart w:val="eachSect"/>
